--- a/系統文件/第一章/第一章 前言.docx
+++ b/系統文件/第一章/第一章 前言.docx
@@ -1252,129 +1252,6 @@
           <w:szCs w:val="32"/>
         </w:rPr>
         <w:lastRenderedPageBreak/>
-        <w:drawing>
-          <wp:anchor distT="0" distB="0" distL="114300" distR="114300" simplePos="0" relativeHeight="251659264" behindDoc="1" locked="0" layoutInCell="1" allowOverlap="1" wp14:anchorId="4CA3D13D" wp14:editId="772507A2">
-            <wp:simplePos x="0" y="0"/>
-            <wp:positionH relativeFrom="margin">
-              <wp:posOffset>-1033780</wp:posOffset>
-            </wp:positionH>
-            <wp:positionV relativeFrom="paragraph">
-              <wp:posOffset>5513614</wp:posOffset>
-            </wp:positionV>
-            <wp:extent cx="7369023" cy="4114800"/>
-            <wp:effectExtent l="0" t="0" r="3810" b="0"/>
-            <wp:wrapNone/>
-            <wp:docPr id="2" name="圖片 2" descr="一張含有 文字, 螢幕擷取畫面, 字型, 數字 的圖片&#10;&#10;自動產生的描述"/>
-            <wp:cNvGraphicFramePr>
-              <a:graphicFrameLocks xmlns:a="http://schemas.openxmlformats.org/drawingml/2006/main" noChangeAspect="1"/>
-            </wp:cNvGraphicFramePr>
-            <a:graphic xmlns:a="http://schemas.openxmlformats.org/drawingml/2006/main">
-              <a:graphicData uri="http://schemas.openxmlformats.org/drawingml/2006/picture">
-                <pic:pic xmlns:pic="http://schemas.openxmlformats.org/drawingml/2006/picture">
-                  <pic:nvPicPr>
-                    <pic:cNvPr id="2" name="圖片 2" descr="一張含有 文字, 螢幕擷取畫面, 字型, 數字 的圖片&#10;&#10;自動產生的描述"/>
-                    <pic:cNvPicPr/>
-                  </pic:nvPicPr>
-                  <pic:blipFill>
-                    <a:blip r:embed="rId5">
-                      <a:extLst>
-                        <a:ext uri="{28A0092B-C50C-407E-A947-70E740481C1C}">
-                          <a14:useLocalDpi xmlns:a14="http://schemas.microsoft.com/office/drawing/2010/main" val="0"/>
-                        </a:ext>
-                      </a:extLst>
-                    </a:blip>
-                    <a:stretch>
-                      <a:fillRect/>
-                    </a:stretch>
-                  </pic:blipFill>
-                  <pic:spPr>
-                    <a:xfrm>
-                      <a:off x="0" y="0"/>
-                      <a:ext cx="7369023" cy="4114800"/>
-                    </a:xfrm>
-                    <a:prstGeom prst="rect">
-                      <a:avLst/>
-                    </a:prstGeom>
-                  </pic:spPr>
-                </pic:pic>
-              </a:graphicData>
-            </a:graphic>
-            <wp14:sizeRelH relativeFrom="margin">
-              <wp14:pctWidth>0</wp14:pctWidth>
-            </wp14:sizeRelH>
-            <wp14:sizeRelV relativeFrom="margin">
-              <wp14:pctHeight>0</wp14:pctHeight>
-            </wp14:sizeRelV>
-          </wp:anchor>
-        </w:drawing>
-      </w:r>
-      <w:r>
-        <w:rPr>
-          <w:noProof/>
-          <w:sz w:val="32"/>
-          <w:szCs w:val="32"/>
-        </w:rPr>
-        <w:drawing>
-          <wp:anchor distT="0" distB="0" distL="114300" distR="114300" simplePos="0" relativeHeight="251658240" behindDoc="1" locked="0" layoutInCell="1" allowOverlap="1" wp14:anchorId="73DECD51" wp14:editId="6C38AA93">
-            <wp:simplePos x="0" y="0"/>
-            <wp:positionH relativeFrom="page">
-              <wp:align>right</wp:align>
-            </wp:positionH>
-            <wp:positionV relativeFrom="paragraph">
-              <wp:posOffset>-500107</wp:posOffset>
-            </wp:positionV>
-            <wp:extent cx="7728145" cy="5007429"/>
-            <wp:effectExtent l="0" t="0" r="6350" b="3175"/>
-            <wp:wrapNone/>
-            <wp:docPr id="1" name="圖片 1" descr="一張含有 文字, 螢幕擷取畫面, 圖表, 字型 的圖片&#10;&#10;自動產生的描述"/>
-            <wp:cNvGraphicFramePr>
-              <a:graphicFrameLocks xmlns:a="http://schemas.openxmlformats.org/drawingml/2006/main" noChangeAspect="1"/>
-            </wp:cNvGraphicFramePr>
-            <a:graphic xmlns:a="http://schemas.openxmlformats.org/drawingml/2006/main">
-              <a:graphicData uri="http://schemas.openxmlformats.org/drawingml/2006/picture">
-                <pic:pic xmlns:pic="http://schemas.openxmlformats.org/drawingml/2006/picture">
-                  <pic:nvPicPr>
-                    <pic:cNvPr id="1" name="圖片 1" descr="一張含有 文字, 螢幕擷取畫面, 圖表, 字型 的圖片&#10;&#10;自動產生的描述"/>
-                    <pic:cNvPicPr/>
-                  </pic:nvPicPr>
-                  <pic:blipFill>
-                    <a:blip r:embed="rId6">
-                      <a:extLst>
-                        <a:ext uri="{28A0092B-C50C-407E-A947-70E740481C1C}">
-                          <a14:useLocalDpi xmlns:a14="http://schemas.microsoft.com/office/drawing/2010/main" val="0"/>
-                        </a:ext>
-                      </a:extLst>
-                    </a:blip>
-                    <a:stretch>
-                      <a:fillRect/>
-                    </a:stretch>
-                  </pic:blipFill>
-                  <pic:spPr>
-                    <a:xfrm>
-                      <a:off x="0" y="0"/>
-                      <a:ext cx="7728145" cy="5007429"/>
-                    </a:xfrm>
-                    <a:prstGeom prst="rect">
-                      <a:avLst/>
-                    </a:prstGeom>
-                  </pic:spPr>
-                </pic:pic>
-              </a:graphicData>
-            </a:graphic>
-            <wp14:sizeRelH relativeFrom="margin">
-              <wp14:pctWidth>0</wp14:pctWidth>
-            </wp14:sizeRelH>
-            <wp14:sizeRelV relativeFrom="margin">
-              <wp14:pctHeight>0</wp14:pctHeight>
-            </wp14:sizeRelV>
-          </wp:anchor>
-        </w:drawing>
-      </w:r>
-      <w:r>
-        <w:rPr>
-          <w:sz w:val="32"/>
-          <w:szCs w:val="32"/>
-        </w:rPr>
         <w:t xml:space="preserve">            </w:t>
       </w:r>
     </w:p>
